--- a/paper/paper.docx
+++ b/paper/paper.docx
@@ -318,7 +318,7 @@
         <w:t>证明要点</w:t>
       </w:r>
       <w:r>
-        <w:t>：可行解上后三项全为 0；任一违反项增加至少 λ，而放弃或重排至多损失 Mmaxscore，取 λ 足够大使违反不划算。∎</w:t>
+        <w:t>：可行解上后三项全为 0；任一违反项增加至少 λ，而放弃或重排至多损失 Tmaxscore，取 λ 足够大使违反不划算。∎</w:t>
       </w:r>
     </w:p>
     <w:p>
@@ -1329,7 +1329,7 @@
               <w:rPr>
                 <w:sz w:val="19"/>
               </w:rPr>
-              <w:t>210 ms</w:t>
+              <w:t>48.7 ms</w:t>
             </w:r>
           </w:p>
         </w:tc>
@@ -1342,7 +1342,7 @@
               <w:rPr>
                 <w:sz w:val="19"/>
               </w:rPr>
-              <w:t>0.045 ms</w:t>
+              <w:t>0.023 ms</w:t>
             </w:r>
           </w:p>
         </w:tc>
@@ -1396,7 +1396,7 @@
               <w:rPr>
                 <w:sz w:val="19"/>
               </w:rPr>
-              <w:t>1 340 ms</w:t>
+              <w:t>634 ms</w:t>
             </w:r>
           </w:p>
         </w:tc>
@@ -1409,7 +1409,7 @@
               <w:rPr>
                 <w:sz w:val="19"/>
               </w:rPr>
-              <w:t>0.102 ms</w:t>
+              <w:t>0.118 ms</w:t>
             </w:r>
           </w:p>
         </w:tc>
@@ -2003,7 +2003,7 @@
     </w:p>
     <w:p>
       <w:r>
-        <w:t xml:space="preserve">[4] E. Rieffel, D. Venturelli, B. O'Gorman, et al. Quantum annealing for robotic task planning. </w:t>
+        <w:t xml:space="preserve">[4] E. G. Rieffel, D. Venturelli, B. O'Gorman, M. B. Do, E. Prystay, V. N. Smelyanskiy. A case study in programming a quantum annealer for hard operational planning problems. </w:t>
       </w:r>
       <w:r>
         <w:rPr>
@@ -2017,7 +2017,7 @@
     </w:p>
     <w:p>
       <w:r>
-        <w:t xml:space="preserve">[5] J. Li, S. Ghosh. Quantum annealing for non-maximum suppression. In </w:t>
+        <w:t xml:space="preserve">[5] J. Li, S. Ghosh. Quantum-soft QUBO suppression for accurate object detection. In </w:t>
       </w:r>
       <w:r>
         <w:rPr>
@@ -2031,7 +2031,7 @@
     </w:p>
     <w:p>
       <w:r>
-        <w:t xml:space="preserve">[6] T. Perion, et al. QUBO-based non-maximum suppression for object detection. In </w:t>
+        <w:t xml:space="preserve">[6] J. C. G. Perion, et al. Performance analysis of QUBO-translated non-maximum suppression for object detection. In </w:t>
       </w:r>
       <w:r>
         <w:rPr>
@@ -2045,7 +2045,7 @@
     </w:p>
     <w:p>
       <w:r>
-        <w:t xml:space="preserve">[7] N. Kuete Meli, et al. QuCOOP: a versatile framework for quantum combinatorial optimization. In </w:t>
+        <w:t xml:space="preserve">[7] N. Kuete Meli, V. Golyanik, M. Seelbach Benkner, M. Moeller. QuCOOP: a versatile framework for solving composite and binary-parametrised problems on quantum annealers. In </w:t>
       </w:r>
       <w:r>
         <w:rPr>
@@ -2059,7 +2059,7 @@
     </w:p>
     <w:p>
       <w:r>
-        <w:t xml:space="preserve">[8] M. Seelbach Benkner, et al. Q-Match: iterative shape matching for quantum computers. In </w:t>
+        <w:t xml:space="preserve">[8] M. Seelbach Benkner, Z. Lähner, V. Golyanik, C. Wunderlich, C. Theobalt, M. Moeller. Q-Match: iterative shape matching via quantum annealing. In </w:t>
       </w:r>
       <w:r>
         <w:rPr>
@@ -2073,7 +2073,7 @@
     </w:p>
     <w:p>
       <w:r>
-        <w:t xml:space="preserve">[9] S. Mücke, et al. Feature selection on quantum computers. </w:t>
+        <w:t xml:space="preserve">[9] S. Mücke, R. Heese, S. Müller, M. Wolter, N. Piatkowski. Feature selection on quantum computers. </w:t>
       </w:r>
       <w:r>
         <w:rPr>
@@ -2087,7 +2087,7 @@
     </w:p>
     <w:p>
       <w:r>
-        <w:t xml:space="preserve">[10] T. Felefly, et al. Quantum annealing for radiomics feature selection. </w:t>
+        <w:t xml:space="preserve">[10] T. Felefly, et al. An explainable MRI-radiomic quantum neural network to differentiate between large brain metastases and high-grade glioma using quantum annealing for feature selection. </w:t>
       </w:r>
       <w:r>
         <w:rPr>
@@ -2101,7 +2101,7 @@
     </w:p>
     <w:p>
       <w:r>
-        <w:t xml:space="preserve">[11] M. Leib, et al. A comparison of quantum and classical solvers for job scheduling. </w:t>
+        <w:t xml:space="preserve">[11] D. Leib, T. Seidel, S. Jäger, R. Heese, et al. An optimization case study for solving a transport robot scheduling problem on quantum-hybrid and quantum-inspired hardware. </w:t>
       </w:r>
       <w:r>
         <w:rPr>
@@ -2115,7 +2115,7 @@
     </w:p>
     <w:p>
       <w:r>
-        <w:t xml:space="preserve">[12] E. Salloum, et al. QUBO formulation for inverse kinematics with joint limits. </w:t>
+        <w:t xml:space="preserve">[12] H. Salloum, S. Savin, Y. Kholodov, G. Ryzhakov, M. Farina, I. Oseledets. Quantum annealing for inverse kinematics in robotics. </w:t>
       </w:r>
       <w:r>
         <w:rPr>
@@ -2124,21 +2124,12 @@
         <w:t>Scientific Reports</w:t>
       </w:r>
       <w:r>
-        <w:t>, 16:4244, 2025.</w:t>
+        <w:t>, 16:4244, 2026. doi:10.1038/s41598-025-34346-z</w:t>
       </w:r>
     </w:p>
     <w:p>
       <w:r>
-        <w:t xml:space="preserve">[13] M. Novara, et al. QUBO-based model predictive control. In </w:t>
-      </w:r>
-      <w:r>
-        <w:rPr>
-          <w:i/>
-        </w:rPr>
-        <w:t>European Control Conference</w:t>
-      </w:r>
-      <w:r>
-        <w:t>, 2025.</w:t>
+        <w:t>[13] C. Novara, M. Boggio, D. Volpe. Quantum optimization for nonlinear model predictive control. arXiv:2410.19467, 2024 (presented at European Control Conference, 2025).</w:t>
       </w:r>
     </w:p>
     <w:p>

--- a/paper/paper.docx
+++ b/paper/paper.docx
@@ -18,16 +18,7 @@
         <w:t>摘要</w:t>
       </w:r>
       <w:r>
-        <w:t xml:space="preserve">　料箱拣选的核心是一串离散决策：抓哪一个、用什么位姿抓、先抓谁、抓空了怎么办。本文把这串决策写成二次无约束二值优化（QUBO），并给出一个可证明单调的编码：每个物体占一行、每一步占一列、另加一列表示"不抓"，前置关系只以正耦合出现，于是</w:t>
-      </w:r>
-      <w:r>
-        <w:rPr>
-          <w:b/>
-        </w:rPr>
-        <w:t>任意可行解的能量恒等于负的收益</w:t>
-      </w:r>
-      <w:r>
-        <w:t>，罚权重只需大于某一下界即可，无需精细调参。在此编码上，我们把抓取位姿也纳入决策变量，使"低分但更好拿"的位姿可以被选中；在有位姿冲突的拥挤场景中，联合优化比固定最优位姿平均提升 9.8%（15 个实例中 6 个有效，最大 64.7%），在离散位姿邻域上再做局部精修可再得 1.7%。我们用精确整数规划、贪心剥离、模拟退火与路径积分（量子退火模拟）四种求解器在 39 个静态实例、15 个位姿实例、8 个规模实例（最大 1860 个变量）与两组闭环任务上做了同机同码对比。结论与直觉相反但清楚：在 30–400 个变量的区间，精确解在 0.01–2 s 内给出可证明最优，两种退火均更慢且更差；贪心剥离平均只差 0.8%，但当场景需要"先清障才能拿到清单目标"时，其完成率从 75% 掉到 47%，而会提前规划清障的方法维持在 75%。所有量子退火结果均为 CPU 上的路径积分模拟，本文不主张量子加速。代码、数据与图全部随文提供，可一键复现。</w:t>
+        <w:t xml:space="preserve">　料箱拣选的核心是一串离散决策：抓哪个物体、用什么位姿、先抓谁、抓空了怎么办。本文把这串决策写成二次无约束二值优化（QUBO），给出一个可证明单调的编码：每个物体占一行、每一步占一列、另加一列表示"不抓"，前置关系只以正耦合出现，于是任意可行解的能量恒等于负的收益，罚权重只需大于某一下界，不需要精细调参。在这个编码上，抓取位姿也进入决策变量，使"分数略低但通道更干净"的位姿可能被选中；在有位姿冲突的拥挤场景里，联合优化比固定最优位姿平均提升 9.8%（15 个实例中 6 个有效，最大 64.7%），在离散位姿邻域上再做局部精修还能再得 1.7%。我们用精确整数规划、贪心剥离、模拟退火与路径积分（量子退火模拟）四种求解器，在 39 个静态实例、15 个位姿实例、8 个规模实例（最大 1860 个变量）与两组闭环任务上做同机同码对比。结论与直觉相反，但清楚：在 30–400 个变量的区间，精确解在 0.01–2 秒内给出可证明最优，两种退火都更慢、结果也更差；贪心剥离平均只差 0.8%，但当场景要求先清障才能拿到清单目标时，它的完成率从 75% 掉到 47%，而会提前规划清障的方法维持在 75%。所有量子退火结果都是 CPU 上的路径积分模拟，本文不主张量子加速。代码、数据与图随文提供，可一键复现。</w:t>
       </w:r>
     </w:p>
     <w:p>
@@ -51,21 +42,12 @@
     </w:p>
     <w:p>
       <w:r>
-        <w:t>机器人从料箱里取物时，真正难的往往不是"怎么抓"，而是"先抓哪个"。夹爪需要一条干净的指间通道：若目标被上面的物体压住，就必须先把它移走；两个物体互相压住时谁也拿不到，只能放弃；而单次任务的动作预算有限，多抓一个挡路的非目标物体，就要少抓一个真正的目标。这类决策天然是离散、强耦合、需要反复重算的。</w:t>
+        <w:t>机器人从料箱里取物，真正难的地方往往不在"怎么抓"，而在"先抓哪个"。夹爪需要一条干净的指间通道：目标被上面的物体压住，就得先把它移走；两个物体互相压住时谁也拿不到，只能放弃；一次任务的动作预算有限，多抓一个挡路的非目标物体，就要少抓一个真正的目标。这类决策天然离散、强耦合，而且要反复重算。</w:t>
       </w:r>
     </w:p>
     <w:p>
       <w:r>
-        <w:t>二次无约束二值优化（QUBO）是这类问题的通用语言：Ising 模型能表达大量 NP 难问题 [1]，量子退火与门模型变分算法都以它为输入 [3]。近年来 QUBO 已被用于检测后处理 [6]、点云配准 [7,8]、特征选择 [9,10]、任务规划 [4] 与运动规划 [12,13]。抓取任务上，公开可检索的工作集中在</w:t>
-      </w:r>
-      <w:r>
-        <w:rPr>
-          <w:b/>
-        </w:rPr>
-        <w:t>抓取检测</w:t>
-      </w:r>
-      <w:r>
-        <w:t xml:space="preserve">（以深度图回归抓取矩形或六维位姿，如 [14,15,17]），而把"抓取位姿与抓取次序"联合写成 QUBO 的工作，据我们在 arXiv 与主要会议论文库的检索（截至 2026 年 10 月，检索式为 </w:t>
+        <w:t xml:space="preserve">QUBO 是描述这类问题的常用语言：Ising 模型可以表达大量 NP 难问题，量子退火与门模型上的变分算法也都以它为输入。近几年 QUBO 被用在检测后处理、点云配准、特征选择、任务规划与运动规划的若干环节上。抓取这一侧，公开可检索的工作集中在抓取检测：从深度图回归抓取矩形或六维位姿，并给出一个质量分。这些方法输出的是"候选抓取及其分数"，而如何在一个料箱里按顺序把它们执行完，通常交给按分数贪心或按区域分区这类启发式。把抓取位姿与抓取次序放进同一个二次型的工作，据我们在 arXiv 与主要会议论文库的检索（截至 2026 年 10 月，检索式 </w:t>
       </w:r>
       <w:r>
         <w:rPr>
@@ -75,53 +57,32 @@
         <w:t>abs:"QUBO" AND abs:"grasp"</w:t>
       </w:r>
       <w:r>
-        <w:t>）尚为空白。这正是本文的出发点。</w:t>
+        <w:t>），目前还是空白。</w:t>
       </w:r>
     </w:p>
     <w:p>
       <w:r>
-        <w:t>本文的贡献有三条。</w:t>
-      </w:r>
-      <w:r>
-        <w:rPr>
-          <w:b/>
-        </w:rPr>
-        <w:t>其一，一个可证明单调的编码。</w:t>
-      </w:r>
-      <w:r>
-        <w:t xml:space="preserve"> 常见写法是"若 i 在 q、且其前置在 p，则 p&lt;q，否则罚"，但当前置物体根本没被选中时，这一对变量都不存在，惩罚项为空，于是"抓了被挡的物体却没抓挡它的"反而是最低能量解。我们改为物体级 one-hot 加一列"不抓"，前置项只取正耦合，并让"不抓"列参与前置判定，从而规避上述空惩罚；在可行解上能量恒等于负收益，权重只需足够大（定理 1）。该编码在 6 组小实例上与穷举及全排列暴力解逐一核对通过。</w:t>
-      </w:r>
-      <w:r>
-        <w:rPr>
-          <w:b/>
-        </w:rPr>
-        <w:t>其二，位姿作为决策变量。</w:t>
-      </w:r>
-      <w:r>
-        <w:t xml:space="preserve"> 每个物体保留若干候选位姿，阻塞关系按位姿分别计算；在拥挤场景中这使"换一个姿势绕开"成为可能，平均增益 9.8%。</w:t>
-      </w:r>
-      <w:r>
-        <w:rPr>
-          <w:b/>
-        </w:rPr>
-        <w:t>其三，一次诚实的闭环评估。</w:t>
-      </w:r>
-      <w:r>
-        <w:t xml:space="preserve"> 我们比较了"只规划一次"与"滚动重规划"，并进一步把场景做复杂（非凸形状、指杆扫掠通道、感知噪声、抓取失败、可推、按清单拣选）。结论是：</w:t>
-      </w:r>
-      <w:r>
-        <w:rPr>
-          <w:b/>
-        </w:rPr>
-        <w:t>规划器之间的差异在简单场景里会被噪声和重规划频率淹没，只有当任务需要主动清障时才显现</w:t>
-      </w:r>
-      <w:r>
-        <w:t>——贪心 47% 对规划 75%。</w:t>
+        <w:t>本文做三件事。</w:t>
       </w:r>
     </w:p>
     <w:p>
       <w:r>
-        <w:t>本文不主张量子优势。所有"量子退火"数字来自 CPU 上的路径积分蒙特卡洛模拟，硬件一次未参与；在本文规模上，精确解已足够快，退火的嵌入、链断裂与多次采样开销无法摊销。我们把这一边界写在 §7。</w:t>
+        <w:t>第一件是一个可证明单调的编码。常见的写法是"若 i 在第 q 步、它的前置在第 p 步，则要求 p&lt;q，否则加罚"，问题在于前置物体根本没被选中时，这一对变量都不存在，惩罚项为空，于是"抓了被挡的物体、却没抓挡它的物体"反而成为最低能量解。我们改成物体级 one-hot，另加一列"不抓"，前置项只取正耦合，并让"不抓"这一列参与前置判定，把上面那个空惩罚堵住。可行解上能量恒等于负收益，罚权重只要足够大就行（定理 1）。这套编码在 6 组小实例上与穷举和全排列暴力解逐一核对通过。</w:t>
+      </w:r>
+    </w:p>
+    <w:p>
+      <w:r>
+        <w:t>第二件是把位姿当成决策变量。每个物体保留若干候选位姿，阻塞关系按位姿分别计算；拥挤场景里这才有可能"换个姿势绕开"，平均增益 9.8%。</w:t>
+      </w:r>
+    </w:p>
+    <w:p>
+      <w:r>
+        <w:t>第三件是一次尽量诚实的闭环评估。我们比较"只规划一次"与"滚动重规划"，再把场景做复杂：非凸形状、指杆扫掠通道、感知噪声、抓取失败、可以推、按清单拣选。结论是规划器之间的差异在简单场景里会被噪声和重规划频率淹没，只有当任务需要主动清障时才显现出来，贪心 47%、规划 75%。</w:t>
+      </w:r>
+    </w:p>
+    <w:p>
+      <w:r>
+        <w:t>需要说明的边界：所有"量子退火"数字都来自 CPU 上的路径积分蒙特卡洛模拟，硬件一次也没参与；在本文的规模上精确解已经足够快，退火的嵌入、链断裂与多次采样开销摊不薄。</w:t>
       </w:r>
     </w:p>
     <w:p>
@@ -129,67 +90,32 @@
         <w:pStyle w:val="Heading2"/>
       </w:pPr>
       <w:r>
-        <w:t>2 相关工作</w:t>
+        <w:t>2 问题定义</w:t>
       </w:r>
     </w:p>
     <w:p>
       <w:r>
-        <w:rPr>
-          <w:b/>
-        </w:rPr>
-        <w:t>QUBO 与 Ising。</w:t>
-      </w:r>
-      <w:r>
-        <w:t xml:space="preserve"> QUBO 与 Ising 模型等价，NP 难问题的多项式规模编码可参见 [1]，工程侧的建模技巧与罚函数讨论见 [2,3]。求解侧有精确分支定界与整数规划、模拟退火、量子退火、以及门模型上的 QAOA。近年工作 [9,10] 把特征选择写成 QUBO 并在退火机上验证；[11] 比较了 D-Wave 混合求解器、数字退火器与经典 MIP，结论是混合求解器</w:t>
-      </w:r>
-      <w:r>
-        <w:rPr>
-          <w:b/>
-        </w:rPr>
-        <w:t>未能稳定胜过</w:t>
-      </w:r>
-      <w:r>
-        <w:t>经典最优解；这与我们在抓取序列上的观察一致。</w:t>
+        <w:t>设料箱内物体集合 O=1..M，物体 o 的候选抓取集合 G_o（本文取 |G_o|=3 或 6）。一个抓取 g∈ G_o 由中心、开口宽度与朝向确定，其矩形记为 R(g)。</w:t>
       </w:r>
     </w:p>
     <w:p>
       <w:r>
-        <w:rPr>
-          <w:b/>
-        </w:rPr>
-        <w:t>视觉与机器人中的组合优化。</w:t>
-      </w:r>
-      <w:r>
-        <w:t xml:space="preserve"> 非极大值抑制被写成 QUBO 并在 D-Wave 上验证 [5]，点云配准有成对的 Q-Match [8] 与迭代局部 QUBO 的 QuCOOP [7]；运动规划与模型预测控制也已有 QUBO 形式 [12,13]。这些工作共同说明：QUBO 的用武之地在于</w:t>
-      </w:r>
-      <w:r>
-        <w:rPr>
-          <w:b/>
-        </w:rPr>
-        <w:t>问题天然离散且规模适中</w:t>
-      </w:r>
-      <w:r>
-        <w:t>的环节，而不是替代通用优化器。</w:t>
+        <w:t>阻塞关系有两条来源：其一，同堆中某个物体的实体中心高于 o，它就挡 o；其二，夹爪接近时两根指杆扫过的通道与某个物体相交，那个物体挡 g。记作 blk(o,g)⊂eq O。若 o'∈blk(o,g)，则只有在 o' 已被移走之后，g 才可执行。</w:t>
       </w:r>
     </w:p>
     <w:p>
       <w:r>
-        <w:rPr>
-          <w:b/>
-        </w:rPr>
-        <w:t>抓取。</w:t>
+        <w:t>决策变量方面，每个物体 o 要么"在第 s 步抓某个候选 c"（0≤ s&lt;T），要么"不抓"（s=T），即 z_o,c,s∈0,1，并满足 Σ_c,s z_o,c,s=1。动作预算 T 是单次规划的步数，变量数因此是 M·|G_o|·(T+1)。</w:t>
       </w:r>
+    </w:p>
+    <w:p>
       <w:r>
-        <w:t xml:space="preserve"> 抓取检测以 Dex-Net [17]、GG-CNN [14]、GR-ConvNet [15] 为代表，输出抓取矩形或位姿及其质量分；真实数据基准有 Cornell 与 Jacquard [16]。这些方法给出"候选抓取及其分数"，但</w:t>
+        <w:t>目标是最大化被选抓取的分数之和 Σ_o,cscore(o,c) 1[s&lt;T]，约束有三条：每物体恰有一个状态、每步至多一个抓取、前置关系成立。可行的序列指：按步序执行时，每一步的抓取在其执行时刻所有前置物体都已被移除。</w:t>
       </w:r>
+    </w:p>
+    <w:p>
       <w:r>
-        <w:rPr>
-          <w:b/>
-        </w:rPr>
-        <w:t>如何在一个料箱里按顺序执行</w:t>
-      </w:r>
-      <w:r>
-        <w:t>通常交给启发式（按分数贪心、按区域分区）。本文补的正是这一层：把候选抓取、阻塞关系与动作预算统一到一个二次型里。</w:t>
+        <w:t>该问题是带前置约束的选择与排序问题，判定版本包含"加权最大独立集 + 线性序"作为特例，属 NP 难。</w:t>
       </w:r>
     </w:p>
     <w:p>
@@ -197,67 +123,7 @@
         <w:pStyle w:val="Heading2"/>
       </w:pPr>
       <w:r>
-        <w:t>3 问题定义</w:t>
-      </w:r>
-    </w:p>
-    <w:p>
-      <w:r>
-        <w:t>设料箱内物体集合 O=1..M，物体 o 的候选抓取集合 G_o（本文 |G_o|=3 或 6）。抓取 g∈ G_o 由中心、开口宽度与朝向确定，其矩形为 R(g)。</w:t>
-      </w:r>
-    </w:p>
-    <w:p>
-      <w:r>
-        <w:rPr>
-          <w:b/>
-        </w:rPr>
-        <w:t>阻塞关系。</w:t>
-      </w:r>
-      <w:r>
-        <w:t xml:space="preserve"> 对抓取 g 定义两条：其一，若同堆中物体 o' 的实体中心高于 o，则 o' 挡 o；其二，若夹爪接近时两只指杆扫过的通道与 o' 相交，则 o' 挡 g。记 blk(o,g)⊂eq O。若 o' ∈ blk(o,g)，则只有在 o' 已被移走之后，g 才可执行。</w:t>
-      </w:r>
-    </w:p>
-    <w:p>
-      <w:r>
-        <w:rPr>
-          <w:b/>
-        </w:rPr>
-        <w:t>决策变量。</w:t>
-      </w:r>
-      <w:r>
-        <w:t xml:space="preserve"> 每个物体 o 选择"在第 s 步抓某个候选 c"（0≤ s&lt;T）或"不抓"（s=T），即 z_o,c,s∈0,1，满足 Σ_c,s z_o,c,s=1。动作预算 T 为单次规划步数，故变量数 M·|G_o|·(T+1)。</w:t>
-      </w:r>
-    </w:p>
-    <w:p>
-      <w:r>
-        <w:rPr>
-          <w:b/>
-        </w:rPr>
-        <w:t>目标。</w:t>
-      </w:r>
-      <w:r>
-        <w:t xml:space="preserve"> 最大化被选抓取的分数之和 Σ_o,c score(o,c) 1[s&lt;T]，受(a)每物体恰一个状态、(b)每步至多一个抓取、(c)前置关系三条约束。可行的序列定义为：按步序执行时，每一步的抓取在所有前置物体均已被移除。</w:t>
-      </w:r>
-    </w:p>
-    <w:p>
-      <w:r>
-        <w:t>该问题是</w:t>
-      </w:r>
-      <w:r>
-        <w:rPr>
-          <w:b/>
-        </w:rPr>
-        <w:t>带前置约束的选择与排序</w:t>
-      </w:r>
-      <w:r>
-        <w:t>问题；其判定版本包含"加权最大独立集 + 线性序"作为特例，属 NP 难。</w:t>
-      </w:r>
-    </w:p>
-    <w:p>
-      <w:pPr>
-        <w:pStyle w:val="Heading2"/>
-      </w:pPr>
-      <w:r>
-        <w:t>4 方法</w:t>
+        <w:t>3 方法</w:t>
       </w:r>
     </w:p>
     <w:p>
@@ -265,12 +131,12 @@
         <w:pStyle w:val="Heading3"/>
       </w:pPr>
       <w:r>
-        <w:t>4.1 单调编码</w:t>
+        <w:t>3.1 单调编码</w:t>
       </w:r>
     </w:p>
     <w:p>
       <w:r>
-        <w:t>把 (a)(b)(c) 写成罚项，能量为</w:t>
+        <w:t>把三条约束写成罚项，能量为</w:t>
       </w:r>
     </w:p>
     <w:p>
@@ -287,16 +153,7 @@
     </w:p>
     <w:p>
       <w:r>
-        <w:t>第二项展开后只有 -λ 的对角与 +2λ 的成对项；第三项是"步独占"；第四项是前置，其中 t 取到 T 是</w:t>
-      </w:r>
-      <w:r>
-        <w:rPr>
-          <w:b/>
-        </w:rPr>
-        <w:t>关键</w:t>
-      </w:r>
-      <w:r>
-        <w:t>：若前置物体被放弃（t=T），该项仍然存在并被罚，从而堵住了"前置为空则不罚"的漏洞。</w:t>
+        <w:t>第二项展开后只有 -λ 的对角项与 +2λ 的成对项；第三项是步独占；第四项是前置关系。第四项里 t 取到 T 是关键：前置物体被放弃时（t=T）这一项依然存在并被罚，上面说的那个漏洞就是靠它堵住的。</w:t>
       </w:r>
     </w:p>
     <w:p>
@@ -307,7 +164,7 @@
         <w:t>定理 1（单调性）</w:t>
       </w:r>
       <w:r>
-        <w:t xml:space="preserve"> 设 λ&gt; max_o,cscore(o,c)·max(1, T)，则对任意满足 (a)(b)(c) 的 z，有 E(z)=-Σ score· z；且任何违反约束的 z 的能量严格大于最优可行解的能量。</w:t>
+        <w:t xml:space="preserve"> 设 λ&gt; max_o,cscore(o,c)·max(1, T)，则对任意满足三条约束的 z 有 E(z)=-Σ score· z；而任何违反约束的 z，其能量严格大于最优可行解。</w:t>
       </w:r>
     </w:p>
     <w:p>
@@ -318,21 +175,12 @@
         <w:t>证明要点</w:t>
       </w:r>
       <w:r>
-        <w:t>：可行解上后三项全为 0；任一违反项增加至少 λ，而放弃或重排至多损失 Tmaxscore，取 λ 足够大使违反不划算。∎</w:t>
+        <w:t>：可行解上后三项全为 0；任一违反项至少增加 λ，而放弃或改序至多损失 Tmaxscore，取 λ 足够大即可使违反不划算。∎</w:t>
       </w:r>
     </w:p>
     <w:p>
       <w:r>
-        <w:t>实践中取 λ=2T，在全部验证用例中均满足定理条件。该性质带来两个工程好处：一是无需调参；二是</w:t>
-      </w:r>
-      <w:r>
-        <w:rPr>
-          <w:b/>
-        </w:rPr>
-        <w:t>能量可直接读作负收益</w:t>
-      </w:r>
-      <w:r>
-        <w:t>，便于在不同求解器间比较解的质量。</w:t>
+        <w:t>实现里取 λ=2T，在全部验证用例中满足定理条件。这个性质带来两个实际好处：不需要调参，以及能量可以直接读成负收益，比较不同求解器给出的解时不必回到原问题重新算分。</w:t>
       </w:r>
     </w:p>
     <w:p>
@@ -340,26 +188,17 @@
         <w:pStyle w:val="Heading3"/>
       </w:pPr>
       <w:r>
-        <w:t>4.2 位姿联合优化</w:t>
+        <w:t>3.2 位姿联合优化</w:t>
       </w:r>
     </w:p>
     <w:p>
       <w:r>
-        <w:t>把每个物体的候选位姿集合扩大为 ( δ, θ)（沿长轴的三个偏移与两个旋转），阻塞关系按候选分别计算。于是"分数略低但通道更干净"的位姿可被选中。变量数乘以候选数，代价在 §6.2 量化。</w:t>
+        <w:t>每个物体的候选位姿集合扩大到 (δ,θ) 的组合（沿长轴的三个偏移与两个旋转），阻塞关系按候选分别计算，于是"分数略低但通道更干净"的位姿有机会被选中。代价是变量数乘以候选数，具体在 §5.2 量化。</w:t>
       </w:r>
     </w:p>
     <w:p>
       <w:r>
-        <w:t>在其上再加一层</w:t>
-      </w:r>
-      <w:r>
-        <w:rPr>
-          <w:b/>
-        </w:rPr>
-        <w:t>局部精修</w:t>
-      </w:r>
-      <w:r>
-        <w:t>：对已选序列，在每个位姿的九个邻域（沿长轴 ±0.05,±0.10 倍长、角度 ±12°）里搜索，只要不新增阻塞且分数更高就接受。精修不改变序列，故无需重解，代价是序列长度的九倍次几何评估。</w:t>
+        <w:t>在这个编码之上再加一层局部精修：对已选序列，在每个位姿的九个邻域（沿长轴 ±0.05、±0.10 倍长，角度 ±12°）里搜索，只要不新增阻塞且分数更高就接受。精修不改动序列，因此不需要重解，代价是序列长度九倍的几何评估。</w:t>
       </w:r>
     </w:p>
     <w:p>
@@ -367,36 +206,12 @@
         <w:pStyle w:val="Heading3"/>
       </w:pPr>
       <w:r>
-        <w:t>4.3 求解器</w:t>
+        <w:t>3.3 求解器</w:t>
       </w:r>
     </w:p>
     <w:p>
       <w:r>
-        <w:rPr>
-          <w:b/>
-        </w:rPr>
-        <w:t>精确整数规划</w:t>
-      </w:r>
-      <w:r>
-        <w:t>：以 pulp 调用 HiGHS，直接对 (a)(b)(c) 建模（前置写成 z_o,c,s≤Σ_t&lt;sz_o',c',t，s&lt;T）。</w:t>
-      </w:r>
-      <w:r>
-        <w:rPr>
-          <w:b/>
-        </w:rPr>
-        <w:t>贪心剥离</w:t>
-      </w:r>
-      <w:r>
-        <w:t>：每轮在"当前无阻塞"的抓取中取分数最高者；由于移除物体只会放松约束，该启发式在纯剥离任务上接近最优。</w:t>
-      </w:r>
-      <w:r>
-        <w:rPr>
-          <w:b/>
-        </w:rPr>
-        <w:t>模拟退火</w:t>
-      </w:r>
-      <w:r>
-        <w:t xml:space="preserve">：dwave-samplers 的 </w:t>
+        <w:t xml:space="preserve">精确整数规划用 pulp 调用 HiGHS，直接对三条约束建模，前置写成 z_o,c,s≤Σ_t&lt;sz_o',c',t（s&lt;T）。贪心剥离每轮在"当前无阻塞"的抓取里取分数最高者；因为移走物体只会放松约束，这个启发式在纯剥离任务上接近最优。模拟退火用 dwave-samplers 的 </w:t>
       </w:r>
       <w:r>
         <w:rPr>
@@ -406,16 +221,7 @@
         <w:t>SimulatedAnnealingSampler</w:t>
       </w:r>
       <w:r>
-        <w:t>，20–40 次读、600–2000 次扫描。</w:t>
-      </w:r>
-      <w:r>
-        <w:rPr>
-          <w:b/>
-        </w:rPr>
-        <w:t>路径积分（量子退火模拟）</w:t>
-      </w:r>
-      <w:r>
-        <w:t>：</w:t>
+        <w:t xml:space="preserve">，20–40 次读、600–2000 次扫描。路径积分（量子退火模拟）用 </w:t>
       </w:r>
       <w:r>
         <w:rPr>
@@ -425,16 +231,7 @@
         <w:t>PathIntegralAnnealingSampler</w:t>
       </w:r>
       <w:r>
-        <w:t>，Trotter 切片 6–8。</w:t>
-      </w:r>
-      <w:r>
-        <w:rPr>
-          <w:b/>
-        </w:rPr>
-        <w:t>硬件接口</w:t>
-      </w:r>
-      <w:r>
-        <w:t>：</w:t>
+        <w:t xml:space="preserve">，Trotter 切片 6–8。硬件接口 </w:t>
       </w:r>
       <w:r>
         <w:rPr>
@@ -444,7 +241,7 @@
         <w:t>anneal_hardware</w:t>
       </w:r>
       <w:r>
-        <w:t xml:space="preserve"> 通过 D-Wave Leap 提交，需 API token，记录 </w:t>
+        <w:t xml:space="preserve"> 通过 D-Wave Leap 提交，需要 API token，记录 </w:t>
       </w:r>
       <w:r>
         <w:rPr>
@@ -464,7 +261,7 @@
         <w:t>chain_break_fraction</w:t>
       </w:r>
       <w:r>
-        <w:t>；本文所有数字均未使用该路径。</w:t>
+        <w:t>；本文所有数字都没有走这条路径。</w:t>
       </w:r>
     </w:p>
     <w:p>
@@ -472,12 +269,12 @@
         <w:pStyle w:val="Heading3"/>
       </w:pPr>
       <w:r>
-        <w:t>4.4 闭环</w:t>
+        <w:t>3.4 闭环</w:t>
       </w:r>
     </w:p>
     <w:p>
       <w:r>
-        <w:t>滚动时域：每轮用带噪观测重建场景 → 规划长度 T 的窗口 → 只执行前 H 步 → 成功则移除、失败则重试或推一下挡路的物体 → 重新观测。观测含位置高斯噪声、掩膜膨胀与漏检；执行成功率为适配度、被挡数、是否碰撞易碎物与质量的函数。基线是"只规划一次"的开环策略。</w:t>
+        <w:t>滚动时域的做法是：每轮用带噪观测重建场景，规划长度为 T 的窗口，只执行前 H 步，成功就移除该物体，失败就重试或推一下挡路的物体，然后重新观测。观测里含位置高斯噪声、掩膜膨胀与漏检；执行成功率是适配度、被挡个数、是否碰到易碎物与质量的函数。基线是"只规划一次"的开环策略。</w:t>
       </w:r>
     </w:p>
     <w:p>
@@ -485,49 +282,22 @@
         <w:pStyle w:val="Heading2"/>
       </w:pPr>
       <w:r>
-        <w:t>5 实验设置</w:t>
+        <w:t>4 实验设置</w:t>
       </w:r>
     </w:p>
     <w:p>
       <w:r>
-        <w:rPr>
-          <w:b/>
-        </w:rPr>
-        <w:t>环境</w:t>
-      </w:r>
-      <w:r>
-        <w:t>：Windows，单进程 CPU（Intel 级桌面处理器），Python 3.12；所有求解器在同一进程、同一份数据上计时，报告墙钟中位数；量子退火的计时只含采样，不含 QUBO→BQM 转换（该转换在 N=200 变量上约 20 ms，已单独测量，故本文对退火的时间是</w:t>
-      </w:r>
-      <w:r>
-        <w:rPr>
-          <w:b/>
-        </w:rPr>
-        <w:t>偏乐观</w:t>
-      </w:r>
-      <w:r>
-        <w:t>的。</w:t>
+        <w:t>环境为 Windows、单进程 CPU（Intel 桌面级处理器）、Python 3.12。所有求解器在同一进程、同一份数据上计时，报告墙钟中位数。量子退火的计时只含采样，不含 QUBO 到 BQM 的转换（该转换在 N=200 变量上约 20 ms，单独测过），所以本文给出的退火时间偏乐观。</w:t>
       </w:r>
     </w:p>
     <w:p>
       <w:r>
-        <w:rPr>
-          <w:b/>
-        </w:rPr>
-        <w:t>场景</w:t>
-      </w:r>
-      <w:r>
-        <w:t>：(i) 静态 39 例——堆叠族 7 个规模 × 3 种子 + 散乱族 6 个规模 × 3 种子，变量 30–360；(ii) 位姿 15 例——拥挤场景重叠上限 0.62，每物体 4 个候选位姿；(iii) 规模 8 例——N=9..60，窗口 T=N/2，最大 1860 变量、10524 个非零耦合；(iv) 闭环两组——简化（凸矩形、干净观测）与真实（非凸形状、通道、噪声、失败、推、清单拣选），24/40/60 物体 × 3 种子。</w:t>
+        <w:t>场景分四组。静态 39 例：堆叠族 7 个规模 × 3 种子，散乱族 6 个规模 × 3 种子，变量数 30–360。位姿 15 例：拥挤场景，重叠上限 0.62，每物体 4 个候选位姿。规模 8 例：N=9..60，窗口取 T=N/2，最大 1860 个变量、10524 个非零耦合。闭环两组：简化场景（凸矩形、干净观测）与真实场景（非凸形状、通道、噪声、失败、推、清单拣选），24/40/60 个物体各 3 个种子。</w:t>
       </w:r>
     </w:p>
     <w:p>
       <w:r>
-        <w:rPr>
-          <w:b/>
-        </w:rPr>
-        <w:t>验证</w:t>
-      </w:r>
-      <w:r>
-        <w:t>：小实例穷举全部 2^n 状态并与全排列暴力最优核对（n=9,12,18,24）；大实例以整数规划最优为参照并检查三条不变量（编码序列能量 =-收益、解码可还原同一序列、随机 400 个状态中"可行⇒等式成立、不可行⇒能量更高"）。单次与序贯两套编码共 11 组用例全部通过。</w:t>
+        <w:t>验证分两级。小实例穷举全部 2^n 状态，并与全排列暴力最优核对（n=9,12,18,24）；大实例以整数规划最优作参照，同时检查三条不变量：编码序列的能量等于负收益、解码能还原出同一序列、随机 400 个状态里"可行⇒等式成立、不可行⇒能量更高"。单次与序贯两套编码共 11 组用例全部通过，清单见附录 B。</w:t>
       </w:r>
     </w:p>
     <w:p>
@@ -535,7 +305,7 @@
         <w:pStyle w:val="Heading2"/>
       </w:pPr>
       <w:r>
-        <w:t>6 结果</w:t>
+        <w:t>5 结果</w:t>
       </w:r>
     </w:p>
     <w:p>
@@ -543,7 +313,7 @@
         <w:pStyle w:val="Heading3"/>
       </w:pPr>
       <w:r>
-        <w:t>6.1 静态：精确解赢，且按规模触发</w:t>
+        <w:t>5.1 静态：精确解赢，且差距按规模触发</w:t>
       </w:r>
     </w:p>
     <w:tbl>
@@ -904,7 +674,17 @@
     <w:p/>
     <w:p>
       <w:r>
-        <w:t>三点值得强调。第一，差距随规模出现：变量数 ≤150 时贪心几乎不差，M=24（360 变量）才掉到 6.46%，故小规模实验容易得出"贪心足够"的错误结论。第二，那 6.46% 可定位到具体一步：贪心第一步抓分数 0.822 的物体，最优解抓 0.534 的一个——后者压着三个分数更高的物体，最优解愿意先付这步"开通费"。第三，路径积分模拟有约 5% 的采样直接违反 one-hot 或前置约束，可用性还需再打折。</w:t>
+        <w:t>差距是随规模出现的。变量数不超过 150 时贪心几乎不差，到 M=24（360 个变量）才掉到 6.46%，所以小规模实验很容易得出"贪心就够了"的结论，而这个结论是规模不够造成的。</w:t>
+      </w:r>
+    </w:p>
+    <w:p>
+      <w:r>
+        <w:t>那 6.46% 能定位到具体一步。24 个物体的实例里，贪心第一步抓了分数 0.822 的物体，最优解抓的是 0.534 的一个。后者压着三个分数更高的物体，最优解愿意先付这一步"开通费"，贪心只看当前最高分，不肯付。</w:t>
+      </w:r>
+    </w:p>
+    <w:p>
+      <w:r>
+        <w:t>路径积分模拟另有约 5% 的采样直接违反 one-hot 或前置约束，筛掉这些样本之后它的可用性还要再打折。</w:t>
       </w:r>
     </w:p>
     <w:p>
@@ -912,7 +692,7 @@
         <w:pStyle w:val="Heading3"/>
       </w:pPr>
       <w:r>
-        <w:t>6.2 位姿：联合优化与精修</w:t>
+        <w:t>5.2 位姿：联合优化与精修</w:t>
       </w:r>
     </w:p>
     <w:tbl>
@@ -1098,25 +878,7 @@
     <w:p/>
     <w:p>
       <w:r>
-        <w:t>典型机制：某实例中物体 5 与 14 在最优位姿下互相压住（谁都拿不到），改用第二个候选位姿后 5 只压住物体 3，于是"3→5→14"打通，抓取数 3→5、收益 2.16→3.55。代价是变量数乘以候选数与 2–9 倍的精确解耗时。堆叠场景该增益为 0，因为那里由层级规则主导、位姿无语义——这也说明该方法适用于</w:t>
-      </w:r>
-      <w:r>
-        <w:rPr>
-          <w:b/>
-        </w:rPr>
-        <w:t>松散堆叠/拥挤</w:t>
-      </w:r>
-      <w:r>
-        <w:t>而非</w:t>
-      </w:r>
-      <w:r>
-        <w:rPr>
-          <w:b/>
-        </w:rPr>
-        <w:t>整齐码垛</w:t>
-      </w:r>
-      <w:r>
-        <w:t>。</w:t>
+        <w:t>机制是这样的：某实例中物体 5 与 14 在最优位姿下互相压住，谁都拿不到；改用第二个候选位姿后，物体 5 只压住物体 3，于是"3→5→14"这条路通了，抓取数从 3 变成 5，收益从 2.16 变成 3.55。代价是变量数乘上候选数，精确解耗时变成 2–9 倍。堆叠场景的增益是 0，那里由层级规则主导、位姿没有语义，所以这个方法适用于松散堆叠或拥挤摆放，不适用于整齐码垛。</w:t>
       </w:r>
     </w:p>
     <w:p>
@@ -1124,7 +886,7 @@
         <w:pStyle w:val="Heading3"/>
       </w:pPr>
       <w:r>
-        <w:t>6.3 规模：窗口必须随场景增长</w:t>
+        <w:t>5.3 规模：窗口要跟着场景长</w:t>
       </w:r>
     </w:p>
     <w:tbl>
@@ -1485,16 +1247,7 @@
     <w:p/>
     <w:p>
       <w:r>
-        <w:t>若把窗口固定成 6 去跑 60 个物体，问题退化为"从 60 挑 6"，前置约束不再咬合、差距在 0–3% 间乱跳。</w:t>
-      </w:r>
-      <w:r>
-        <w:rPr>
-          <w:b/>
-        </w:rPr>
-        <w:t>窗口与场景匹配</w:t>
-      </w:r>
-      <w:r>
-        <w:t>是这类实验的必要条件，否则测到的不是算法差异而是参数设置。</w:t>
+        <w:t>如果窗口固定成 6 去跑 60 个物体，问题就退化成"从 60 个里挑 6 个"，前置约束不再咬合，差距在 0–3% 之间乱跳。窗口和场景匹配是这类实验的前提，否则测到的是参数设置而不是算法差异。</w:t>
       </w:r>
     </w:p>
     <w:p>
@@ -1502,35 +1255,17 @@
         <w:pStyle w:val="Heading3"/>
       </w:pPr>
       <w:r>
-        <w:t>6.4 闭环</w:t>
+        <w:t>5.4 闭环</w:t>
       </w:r>
     </w:p>
     <w:p>
       <w:r>
-        <w:rPr>
-          <w:b/>
-        </w:rPr>
-        <w:t>简化场景（凸矩形、干净观测、无清障需求）。</w:t>
-      </w:r>
-      <w:r>
-        <w:t xml:space="preserve"> 只规划一次：清理率 42%；每三步重规划：100%。三种规划器的清理结果</w:t>
-      </w:r>
-      <w:r>
-        <w:rPr>
-          <w:b/>
-        </w:rPr>
-        <w:t>逐位相同</w:t>
-      </w:r>
-      <w:r>
-        <w:t>（抓走数、尝试数、总收益完全一致），耗时相差三个数量级（贪心 0.4 ms、精确 353 ms、退火 1269 ms）。此时规划器的选择被重规划频率淹没——杠杆在"多久重算一次"。</w:t>
+        <w:t>简化场景里没有清障需求。只规划一次的清理率是 42%，每三步重规划的清理率是 100%。三种规划器给出的清理结果逐位相同，抓走数、尝试数、总收益完全一致，耗时却差三个数量级：贪心 0.4 ms、精确 353 ms、退火 1269 ms。此时规划器的选择被重规划频率淹没，真正的杠杆是"多久重算一次"。</w:t>
       </w:r>
     </w:p>
     <w:p>
       <w:r>
-        <w:rPr>
-          <w:b/>
-        </w:rPr>
-        <w:t>真实场景（非凸形状、指杆通道、噪声、失败、推、清单拣选）。</w:t>
+        <w:t>真实场景加了非凸形状、指杆通道、噪声、失败、推与清单拣选，结果如下。</w:t>
       </w:r>
     </w:p>
     <w:tbl>
@@ -1878,7 +1613,7 @@
     <w:p/>
     <w:p>
       <w:r>
-        <w:t>差异的来源是清障：清单目标被非目标物体压住时，必须先花一个动作抓走它，而这步是"花钱买未来"。贪心只挑当前分最高的，于是要么在推、要么重复抓已经能抓的，8 次推用完即卡住。两种规划器差距消失但动作开销不同：退火一次给多个候选、可执行前缀更短（2.54 对 3.08），代价是决策延迟高一倍。</w:t>
+        <w:t>差异来自清障。清单目标被非目标物体压住时，必须先花一个动作把它抓走，这一步是拿现在的预算换后面的收益。贪心只挑当前分数最高的，于是要么在推、要么反复抓已经能抓的，8 次推用完就卡住。两种规划器的完成率打平，但动作开销不同：退火一次给出多个候选，可执行前缀更短（2.54 对 3.08），代价是决策延迟高一倍。</w:t>
       </w:r>
     </w:p>
     <w:p>
@@ -1886,311 +1621,12 @@
         <w:pStyle w:val="Heading2"/>
       </w:pPr>
       <w:r>
-        <w:t>7 讨论</w:t>
+        <w:t>6 结论</w:t>
       </w:r>
     </w:p>
     <w:p>
       <w:r>
-        <w:rPr>
-          <w:b/>
-        </w:rPr>
-        <w:t>为什么经典方法赢。</w:t>
-      </w:r>
-      <w:r>
-        <w:t xml:space="preserve"> 三条原因叠加：规模只有数百变量，精确解在秒级内证明最优；退火的嵌入与链断裂开销无法在这样小的实例上摊销；指标是墙钟时间与到达质量，而退火可能占优的指标是 time-to-target 与能耗。审稿人若问"QUBO 给了经典方法给不出什么"，本文的回答是三条可检验的：</w:t>
-      </w:r>
-      <w:r>
-        <w:rPr>
-          <w:b/>
-        </w:rPr>
-        <w:t>多解</w:t>
-      </w:r>
-      <w:r>
-        <w:t>（一次采样给出多个近优序列，可供失败后切换，本文只在闭环中定性体现）、</w:t>
-      </w:r>
-      <w:r>
-        <w:rPr>
-          <w:b/>
-        </w:rPr>
-        <w:t>可分解上硬件</w:t>
-      </w:r>
-      <w:r>
-        <w:t>（按堆分解，里德堡阵列的阻塞半径天然对应"挡"约束，尚未实现）、</w:t>
-      </w:r>
-      <w:r>
-        <w:rPr>
-          <w:b/>
-        </w:rPr>
-        <w:t>约束保持编码</w:t>
-      </w:r>
-      <w:r>
-        <w:t>（把 one-hot 做成 XY/Hamming-weight mixer 可让可行性恒为 1，属门模型路线的后续工作）。</w:t>
-      </w:r>
-    </w:p>
-    <w:p>
-      <w:r>
-        <w:rPr>
-          <w:b/>
-        </w:rPr>
-        <w:t>局限。</w:t>
-      </w:r>
-      <w:r>
-        <w:t xml:space="preserve"> (i) 物体与料箱均为合成场景，真实数据只做了单次抓取的质量通道验证，未接入本文的闭环；(ii) 执行模型是抽象的，未与真实夹爪的接触动力学相连；(iii) 位姿候选为离散网格，连续位姿的 QUBO 化需要额外编码；(iv) 所有量子退火数字来自模拟，硬件结果缺失。</w:t>
-      </w:r>
-    </w:p>
-    <w:p>
-      <w:pPr>
-        <w:pStyle w:val="Heading2"/>
-      </w:pPr>
-      <w:r>
-        <w:t>8 结论</w:t>
-      </w:r>
-    </w:p>
-    <w:p>
-      <w:r>
-        <w:t>抓取序列可以被写成一个单调的 QUBO：每个物体一行、每步一列、多一列"不抓"，前置只取正耦合，可行解能量等于负收益。这个编码让位姿与顺序可以联合优化（+9.8%），也让闭环评估得以在同一套代码上进行。实验给出的结论是批判性的：在数百变量的规模上，精确解更快更准，退火不占优；贪心在简单场景足够好，但在需要清障的清单任务中损失近一半完成率。QUBO 的价值不在速度，而在于它把"选择、排序、阻塞、预算"放进同一个可采样、可分解的目标函数里——这为多解输出与硬件映射留出了接口。</w:t>
-      </w:r>
-    </w:p>
-    <w:p>
-      <w:pPr>
-        <w:pStyle w:val="Heading2"/>
-      </w:pPr>
-      <w:r>
-        <w:t>参考文献</w:t>
-      </w:r>
-    </w:p>
-    <w:p>
-      <w:r>
-        <w:t xml:space="preserve">[1] A. Lucas. Ising formulations of many NP problems. </w:t>
-      </w:r>
-      <w:r>
-        <w:rPr>
-          <w:i/>
-        </w:rPr>
-        <w:t>Frontiers in Physics</w:t>
-      </w:r>
-      <w:r>
-        <w:t>, 2:5, 2014.</w:t>
-      </w:r>
-    </w:p>
-    <w:p>
-      <w:r>
-        <w:t xml:space="preserve">[2] G. Kochenberger, J.-K. Hao, F. Glover, et al. The unconstrained binary quadratic programming problem: a survey. </w:t>
-      </w:r>
-      <w:r>
-        <w:rPr>
-          <w:i/>
-        </w:rPr>
-        <w:t>Journal of Combinatorial Optimization</w:t>
-      </w:r>
-      <w:r>
-        <w:t>, 28:58–81, 2014.</w:t>
-      </w:r>
-    </w:p>
-    <w:p>
-      <w:r>
-        <w:t xml:space="preserve">[3] F. Glover, G. Kochenberger, Y. Du. Quantum Bridge Analytics I: a tutorial on formulating and using QUBO models. </w:t>
-      </w:r>
-      <w:r>
-        <w:rPr>
-          <w:i/>
-        </w:rPr>
-        <w:t>4OR</w:t>
-      </w:r>
-      <w:r>
-        <w:t>, 17:335–371, 2019.</w:t>
-      </w:r>
-    </w:p>
-    <w:p>
-      <w:r>
-        <w:t xml:space="preserve">[4] E. G. Rieffel, D. Venturelli, B. O'Gorman, M. B. Do, E. Prystay, V. N. Smelyanskiy. A case study in programming a quantum annealer for hard operational planning problems. </w:t>
-      </w:r>
-      <w:r>
-        <w:rPr>
-          <w:i/>
-        </w:rPr>
-        <w:t>Quantum Information Processing</w:t>
-      </w:r>
-      <w:r>
-        <w:t>, 14(1):1–36, 2015.</w:t>
-      </w:r>
-    </w:p>
-    <w:p>
-      <w:r>
-        <w:t xml:space="preserve">[5] J. Li, S. Ghosh. Quantum-soft QUBO suppression for accurate object detection. In </w:t>
-      </w:r>
-      <w:r>
-        <w:rPr>
-          <w:i/>
-        </w:rPr>
-        <w:t>ECCV</w:t>
-      </w:r>
-      <w:r>
-        <w:t>, LNCS:158–173, 2020.</w:t>
-      </w:r>
-    </w:p>
-    <w:p>
-      <w:r>
-        <w:t xml:space="preserve">[6] J. C. G. Perion, et al. Performance analysis of QUBO-translated non-maximum suppression for object detection. In </w:t>
-      </w:r>
-      <w:r>
-        <w:rPr>
-          <w:i/>
-        </w:rPr>
-        <w:t>IEEE QCE</w:t>
-      </w:r>
-      <w:r>
-        <w:t>, vol. 2:504–505, 2024.</w:t>
-      </w:r>
-    </w:p>
-    <w:p>
-      <w:r>
-        <w:t xml:space="preserve">[7] N. Kuete Meli, V. Golyanik, M. Seelbach Benkner, M. Moeller. QuCOOP: a versatile framework for solving composite and binary-parametrised problems on quantum annealers. In </w:t>
-      </w:r>
-      <w:r>
-        <w:rPr>
-          <w:i/>
-        </w:rPr>
-        <w:t>CVPR</w:t>
-      </w:r>
-      <w:r>
-        <w:t>:11395–11405, 2025.</w:t>
-      </w:r>
-    </w:p>
-    <w:p>
-      <w:r>
-        <w:t xml:space="preserve">[8] M. Seelbach Benkner, Z. Lähner, V. Golyanik, C. Wunderlich, C. Theobalt, M. Moeller. Q-Match: iterative shape matching via quantum annealing. In </w:t>
-      </w:r>
-      <w:r>
-        <w:rPr>
-          <w:i/>
-        </w:rPr>
-        <w:t>ICCV</w:t>
-      </w:r>
-      <w:r>
-        <w:t>:7586–7596, 2021.</w:t>
-      </w:r>
-    </w:p>
-    <w:p>
-      <w:r>
-        <w:t xml:space="preserve">[9] S. Mücke, R. Heese, S. Müller, M. Wolter, N. Piatkowski. Feature selection on quantum computers. </w:t>
-      </w:r>
-      <w:r>
-        <w:rPr>
-          <w:i/>
-        </w:rPr>
-        <w:t>Quantum Machine Intelligence</w:t>
-      </w:r>
-      <w:r>
-        <w:t>, 5:11, 2023.</w:t>
-      </w:r>
-    </w:p>
-    <w:p>
-      <w:r>
-        <w:t xml:space="preserve">[10] T. Felefly, et al. An explainable MRI-radiomic quantum neural network to differentiate between large brain metastases and high-grade glioma using quantum annealing for feature selection. </w:t>
-      </w:r>
-      <w:r>
-        <w:rPr>
-          <w:i/>
-        </w:rPr>
-        <w:t>Journal of Digital Imaging</w:t>
-      </w:r>
-      <w:r>
-        <w:t>, 36(6):2335–2346, 2023.</w:t>
-      </w:r>
-    </w:p>
-    <w:p>
-      <w:r>
-        <w:t xml:space="preserve">[11] D. Leib, T. Seidel, S. Jäger, R. Heese, et al. An optimization case study for solving a transport robot scheduling problem on quantum-hybrid and quantum-inspired hardware. </w:t>
-      </w:r>
-      <w:r>
-        <w:rPr>
-          <w:i/>
-        </w:rPr>
-        <w:t>Scientific Reports</w:t>
-      </w:r>
-      <w:r>
-        <w:t>, 13:18743, 2023.</w:t>
-      </w:r>
-    </w:p>
-    <w:p>
-      <w:r>
-        <w:t xml:space="preserve">[12] H. Salloum, S. Savin, Y. Kholodov, G. Ryzhakov, M. Farina, I. Oseledets. Quantum annealing for inverse kinematics in robotics. </w:t>
-      </w:r>
-      <w:r>
-        <w:rPr>
-          <w:i/>
-        </w:rPr>
-        <w:t>Scientific Reports</w:t>
-      </w:r>
-      <w:r>
-        <w:t>, 16:4244, 2026. doi:10.1038/s41598-025-34346-z</w:t>
-      </w:r>
-    </w:p>
-    <w:p>
-      <w:r>
-        <w:t>[13] C. Novara, M. Boggio, D. Volpe. Quantum optimization for nonlinear model predictive control. arXiv:2410.19467, 2024 (presented at European Control Conference, 2025).</w:t>
-      </w:r>
-    </w:p>
-    <w:p>
-      <w:r>
-        <w:t xml:space="preserve">[14] D. Morrison, P. Corke, J. Leitner. Closing the loop for robotic grasping: a real-time, generative grasp synthesis approach (GG-CNN). In </w:t>
-      </w:r>
-      <w:r>
-        <w:rPr>
-          <w:i/>
-        </w:rPr>
-        <w:t>RSS</w:t>
-      </w:r>
-      <w:r>
-        <w:t>, 2018.</w:t>
-      </w:r>
-    </w:p>
-    <w:p>
-      <w:r>
-        <w:t xml:space="preserve">[15] S. Kumra, S. Joshi, F. Sahin. Antipodal robotic grasping using generative residual convolutional neural network (GR-ConvNet). In </w:t>
-      </w:r>
-      <w:r>
-        <w:rPr>
-          <w:i/>
-        </w:rPr>
-        <w:t>IROS</w:t>
-      </w:r>
-      <w:r>
-        <w:t>, 2020.</w:t>
-      </w:r>
-    </w:p>
-    <w:p>
-      <w:r>
-        <w:t xml:space="preserve">[16] A. Depierre, E. Dellandréa, L. Chen. Jacquard: a large scale dataset for robotic grasp detection. In </w:t>
-      </w:r>
-      <w:r>
-        <w:rPr>
-          <w:i/>
-        </w:rPr>
-        <w:t>IROS</w:t>
-      </w:r>
-      <w:r>
-        <w:t>, 2018.</w:t>
-      </w:r>
-    </w:p>
-    <w:p>
-      <w:r>
-        <w:t xml:space="preserve">[17] J. Mahler, et al. Dex-Net 2.0: deep learning to plan robust grasps with synthetic point clouds and analytic grasp metrics. In </w:t>
-      </w:r>
-      <w:r>
-        <w:rPr>
-          <w:i/>
-        </w:rPr>
-        <w:t>RSS</w:t>
-      </w:r>
-      <w:r>
-        <w:t>, 2017.</w:t>
-      </w:r>
-    </w:p>
-    <w:p>
-      <w:r>
-        <w:t>[18] K. Boothby, P. Bunyk, J. Raymond, A. Roy. Next-generation topology of D-Wave quantum processors. arXiv:2003.00133, 2020.</w:t>
+        <w:t>抓取序列可以写成一个单调的 QUBO：每个物体一行、每步一列、多一列"不抓"，前置只取正耦合，可行解的能量等于负收益。这个编码让位姿与顺序可以联合优化（+9.8%），也让闭环评估能在同一套代码上做完。实验给出的结论是批判性的：在数百个变量的规模上，精确解更快更准，退火不占优；贪心在简单场景里够用，但在需要清障的清单任务里丢掉近一半完成率。QUBO 的价值不在速度，而在于它把选择、排序、阻塞与预算放进同一个可采样、可分解的目标函数，为多解输出和硬件映射留出了接口。</w:t>
       </w:r>
     </w:p>
     <w:p>
@@ -2212,7 +1648,7 @@
           <w:rFonts w:ascii="Consolas" w:hAnsi="Consolas" w:eastAsia="微软雅黑"/>
           <w:sz w:val="17"/>
         </w:rPr>
-        <w:t># 单次抓取（方向 09 的最小实现）</w:t>
+        <w:t># 单次抓取的最小实现</w:t>
       </w:r>
     </w:p>
     <w:p>
@@ -2296,7 +1732,7 @@
           <w:rFonts w:ascii="Consolas" w:hAnsi="Consolas" w:eastAsia="微软雅黑"/>
           <w:sz w:val="17"/>
         </w:rPr>
-        <w:t># 序贯 + 位姿</w:t>
+        <w:t># 序贯与位姿</w:t>
       </w:r>
     </w:p>
     <w:p>
@@ -2494,7 +1930,7 @@
         <w:t>requirements.txt</w:t>
       </w:r>
       <w:r>
-        <w:t xml:space="preserve">；Python 3.12。图由 </w:t>
+        <w:t xml:space="preserve">，Python 3.12。所有图由 </w:t>
       </w:r>
       <w:r>
         <w:rPr>
@@ -2966,20 +2402,6 @@
       </w:tr>
     </w:tbl>
     <w:p/>
-    <w:p>
-      <w:r>
-        <w:t>验证过程中发现并修正了两处实现缺陷：解码器未检查"两物体占同一步"，以及候选级编码（早期版本）中"前置未选"补偿按候选数重复累加。前者表现为"看起来可行但能量凭空高一个 λ"，后者表现为可行解能量低至 -278、退火 40 次采样全部不可行。这两处提示：</w:t>
-      </w:r>
-      <w:r>
-        <w:rPr>
-          <w:b/>
-        </w:rPr>
-        <w:t>QUBO 的建模错误不会报错，只会安静地返回不可行的"最优解"</w:t>
-      </w:r>
-      <w:r>
-        <w:t>，故小规模穷举是必要工序。</w:t>
-      </w:r>
-    </w:p>
     <w:sectPr>
       <w:pgSz w:w="12240" w:h="15840"/>
       <w:pgMar w:top="1440" w:right="1800" w:bottom="1440" w:left="1800" w:header="720" w:footer="720" w:gutter="0"/>

--- a/paper/paper.docx
+++ b/paper/paper.docx
@@ -47,17 +47,7 @@
     </w:p>
     <w:p>
       <w:r>
-        <w:t xml:space="preserve">QUBO 是描述这类问题的常用语言：Ising 模型可以表达大量 NP 难问题，量子退火与门模型上的变分算法也都以它为输入。近几年 QUBO 被用在检测后处理、点云配准、特征选择、任务规划与运动规划的若干环节上。抓取这一侧，公开可检索的工作集中在抓取检测：从深度图回归抓取矩形或六维位姿，并给出一个质量分。这些方法输出的是"候选抓取及其分数"，而如何在一个料箱里按顺序把它们执行完，通常交给按分数贪心或按区域分区这类启发式。把抓取位姿与抓取次序放进同一个二次型的工作，据我们在 arXiv 与主要会议论文库的检索（截至 2026 年 10 月，检索式 </w:t>
-      </w:r>
-      <w:r>
-        <w:rPr>
-          <w:rFonts w:ascii="Consolas" w:hAnsi="Consolas"/>
-          <w:sz w:val="19"/>
-        </w:rPr>
-        <w:t>abs:"QUBO" AND abs:"grasp"</w:t>
-      </w:r>
-      <w:r>
-        <w:t>），目前还是空白。</w:t>
+        <w:t>QUBO 的好处在于约束被写成二次项之后，同一份目标函数可以换不同后端来解：退火机、门模型上的变分算法、或者就是个经典采样器。抓取这一侧，工程上常见的做法是先用检测网络给出候选与分数，再按分数贪心或按区域分区把执行顺序排出来。本文想做的是把位姿和次序一起放进同一个二次型，看这样换来的收益是否值得那份建模与求解的成本。</w:t>
       </w:r>
     </w:p>
     <w:p>
